--- a/BIBLIOGRAPHIE.docx
+++ b/BIBLIOGRAPHIE.docx
@@ -78,108 +78,7 @@
         <mc:AlternateContent>
           <mc:Choice Requires="wpg">
             <w:drawing>
-              <wp:anchor distT="0" distB="0" distL="114300" distR="114300" simplePos="0" relativeHeight="251661312" behindDoc="0" locked="0" layoutInCell="1" allowOverlap="1" wp14:anchorId="00C14EC8" wp14:editId="12F7EFB4">
-                <wp:simplePos x="0" y="0"/>
-                <wp:positionH relativeFrom="margin">
-                  <wp:align>left</wp:align>
-                </wp:positionH>
-                <wp:positionV relativeFrom="paragraph">
-                  <wp:posOffset>5700036</wp:posOffset>
-                </wp:positionV>
-                <wp:extent cx="5219700" cy="83820"/>
-                <wp:effectExtent l="0" t="0" r="0" b="0"/>
-                <wp:wrapSquare wrapText="bothSides"/>
-                <wp:docPr id="3" name="Group 8866"/>
-                <wp:cNvGraphicFramePr/>
-                <a:graphic xmlns:a="http://schemas.openxmlformats.org/drawingml/2006/main">
-                  <a:graphicData uri="http://schemas.microsoft.com/office/word/2010/wordprocessingGroup">
-                    <wpg:wgp>
-                      <wpg:cNvGrpSpPr/>
-                      <wpg:grpSpPr>
-                        <a:xfrm>
-                          <a:off x="0" y="0"/>
-                          <a:ext cx="5219700" cy="83820"/>
-                          <a:chOff x="0" y="0"/>
-                          <a:chExt cx="5220005" cy="0"/>
-                        </a:xfrm>
-                      </wpg:grpSpPr>
-                      <wps:wsp>
-                        <wps:cNvPr id="4" name="Shape 390"/>
-                        <wps:cNvSpPr/>
-                        <wps:spPr>
-                          <a:xfrm>
-                            <a:off x="0" y="0"/>
-                            <a:ext cx="5220005" cy="0"/>
-                          </a:xfrm>
-                          <a:custGeom>
-                            <a:avLst/>
-                            <a:gdLst/>
-                            <a:ahLst/>
-                            <a:cxnLst/>
-                            <a:rect l="0" t="0" r="0" b="0"/>
-                            <a:pathLst>
-                              <a:path w="5220005">
-                                <a:moveTo>
-                                  <a:pt x="0" y="0"/>
-                                </a:moveTo>
-                                <a:lnTo>
-                                  <a:pt x="5220005" y="0"/>
-                                </a:lnTo>
-                              </a:path>
-                            </a:pathLst>
-                          </a:custGeom>
-                          <a:ln w="5055" cap="flat">
-                            <a:miter lim="127000"/>
-                          </a:ln>
-                        </wps:spPr>
-                        <wps:style>
-                          <a:lnRef idx="1">
-                            <a:srgbClr val="000000"/>
-                          </a:lnRef>
-                          <a:fillRef idx="0">
-                            <a:srgbClr val="000000">
-                              <a:alpha val="0"/>
-                            </a:srgbClr>
-                          </a:fillRef>
-                          <a:effectRef idx="0">
-                            <a:scrgbClr r="0" g="0" b="0"/>
-                          </a:effectRef>
-                          <a:fontRef idx="none"/>
-                        </wps:style>
-                        <wps:bodyPr/>
-                      </wps:wsp>
-                    </wpg:wgp>
-                  </a:graphicData>
-                </a:graphic>
-                <wp14:sizeRelV relativeFrom="margin">
-                  <wp14:pctHeight>0</wp14:pctHeight>
-                </wp14:sizeRelV>
-              </wp:anchor>
-            </w:drawing>
-          </mc:Choice>
-          <mc:Fallback>
-            <w:pict>
-              <v:group w14:anchorId="3FE5B00F" id="Group 8866" o:spid="_x0000_s1026" style="position:absolute;margin-left:0;margin-top:448.8pt;width:411pt;height:6.6pt;z-index:251661312;mso-position-horizontal:left;mso-position-horizontal-relative:margin;mso-height-relative:margin" coordsize="52200,0" o:gfxdata="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">
-                <v:shape id="Shape 390" o:spid="_x0000_s1027" style="position:absolute;width:52200;height:0;visibility:visible;mso-wrap-style:square;v-text-anchor:top" coordsize="5220005,0" o:gfxdata="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" path="m,l5220005,e" filled="f" strokeweight=".14042mm">
-                  <v:stroke miterlimit="83231f" joinstyle="miter"/>
-                  <v:path arrowok="t" textboxrect="0,0,5220005,0"/>
-                </v:shape>
-                <w10:wrap type="square" anchorx="margin"/>
-              </v:group>
-            </w:pict>
-          </mc:Fallback>
-        </mc:AlternateContent>
-      </w:r>
-      <w:r>
-        <w:rPr>
-          <w:rFonts w:asciiTheme="majorBidi" w:hAnsiTheme="majorBidi" w:cstheme="majorBidi"/>
-          <w:noProof/>
-          <w:sz w:val="22"/>
-        </w:rPr>
-        <mc:AlternateContent>
-          <mc:Choice Requires="wpg">
-            <w:drawing>
-              <wp:anchor distT="0" distB="0" distL="114300" distR="114300" simplePos="0" relativeHeight="251659264" behindDoc="0" locked="0" layoutInCell="1" allowOverlap="1" wp14:anchorId="271A0092" wp14:editId="3F8236F0">
+              <wp:anchor distT="0" distB="0" distL="114300" distR="114300" simplePos="0" relativeHeight="251659264" behindDoc="0" locked="0" layoutInCell="1" allowOverlap="1" wp14:anchorId="271A0092" wp14:editId="3EC9C5AB">
                 <wp:simplePos x="0" y="0"/>
                 <wp:positionH relativeFrom="margin">
                   <wp:posOffset>539750</wp:posOffset>
@@ -257,7 +156,7 @@
           </mc:Choice>
           <mc:Fallback>
             <w:pict>
-              <v:group w14:anchorId="3692AC89" id="Group 8866" o:spid="_x0000_s1026" style="position:absolute;margin-left:42.5pt;margin-top:2.4pt;width:411pt;height:.4pt;z-index:251659264;mso-position-horizontal-relative:margin" coordsize="52200,0" o:gfxdata="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">
+              <v:group w14:anchorId="280167A3" id="Group 8866" o:spid="_x0000_s1026" style="position:absolute;margin-left:42.5pt;margin-top:2.4pt;width:411pt;height:.4pt;z-index:251659264;mso-position-horizontal-relative:margin" coordsize="52200,0" o:gfxdata="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">
                 <v:shape id="Shape 390" o:spid="_x0000_s1027" style="position:absolute;width:52200;height:0;visibility:visible;mso-wrap-style:square;v-text-anchor:top" coordsize="5220005,0" o:gfxdata="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" path="m,l5220005,e" filled="f" strokeweight=".14042mm">
                   <v:stroke miterlimit="83231f" joinstyle="miter"/>
                   <v:path arrowok="t" textboxrect="0,0,5220005,0"/>
@@ -375,13 +274,9 @@
       <w:r>
         <w:t>e</w:t>
       </w:r>
-    </w:p>
-    <w:p>
-      <w:pPr>
-        <w:spacing w:line="360" w:lineRule="auto"/>
-        <w:ind w:left="0" w:firstLine="0"/>
-        <w:jc w:val="left"/>
-      </w:pPr>
+      <w:r>
+        <w:t xml:space="preserve"> </w:t>
+      </w:r>
       <w:r>
         <w:t>S</w:t>
       </w:r>
@@ -389,7 +284,7 @@
         <w:t>ur</w:t>
       </w:r>
       <w:r>
-        <w:t xml:space="preserve">. </w:t>
+        <w:t xml:space="preserve"> </w:t>
       </w:r>
       <w:hyperlink r:id="rId8" w:history="1">
         <w:r>
@@ -412,7 +307,15 @@
         <w:t>7</w:t>
       </w:r>
       <w:r>
-        <w:t xml:space="preserve">] Express.js. Disponible sur. </w:t>
+        <w:t xml:space="preserve">] Express.js. </w:t>
+      </w:r>
+      <w:bookmarkStart w:id="0" w:name="_Hlk228384451"/>
+      <w:r>
+        <w:t>Disponible sur</w:t>
+      </w:r>
+      <w:bookmarkEnd w:id="0"/>
+      <w:r>
+        <w:t xml:space="preserve"> </w:t>
       </w:r>
       <w:hyperlink r:id="rId9" w:history="1">
         <w:r>
@@ -430,7 +333,7 @@
         <w:jc w:val="left"/>
       </w:pPr>
       <w:r>
-        <w:t xml:space="preserve">[8] Node.js. Disponible sur. </w:t>
+        <w:t xml:space="preserve">[8] Node.js. Disponible sur </w:t>
       </w:r>
       <w:hyperlink r:id="rId10" w:history="1">
         <w:r>
@@ -445,9 +348,12 @@
       <w:pPr>
         <w:spacing w:line="360" w:lineRule="auto"/>
         <w:jc w:val="left"/>
-      </w:pPr>
-      <w:r>
-        <w:t xml:space="preserve">[9] React.js. Disponible sur. </w:t>
+        <w:rPr>
+          <w:rStyle w:val="Lienhypertexte"/>
+        </w:rPr>
+      </w:pPr>
+      <w:r>
+        <w:t xml:space="preserve">[9] React.js. Disponible sur </w:t>
       </w:r>
       <w:hyperlink r:id="rId11" w:history="1">
         <w:r>
@@ -462,17 +368,194 @@
       <w:pPr>
         <w:spacing w:line="360" w:lineRule="auto"/>
         <w:jc w:val="left"/>
+      </w:pPr>
+      <w:r>
+        <w:t>[10] API PlantNet.</w:t>
+      </w:r>
+      <w:r>
+        <w:t xml:space="preserve"> </w:t>
+      </w:r>
+      <w:r>
+        <w:t>Disponible sur</w:t>
+      </w:r>
+      <w:r>
+        <w:t xml:space="preserve"> </w:t>
+      </w:r>
+      <w:hyperlink r:id="rId12" w:history="1">
+        <w:r>
+          <w:rPr>
+            <w:rStyle w:val="Lienhypertexte"/>
+          </w:rPr>
+          <w:t>https://my.plantnet.org/</w:t>
+        </w:r>
+      </w:hyperlink>
+    </w:p>
+    <w:p>
+      <w:pPr>
+        <w:spacing w:line="360" w:lineRule="auto"/>
+        <w:jc w:val="left"/>
+      </w:pPr>
+      <w:r>
+        <w:t xml:space="preserve">[11] </w:t>
+      </w:r>
+      <w:r>
+        <w:rPr>
+          <w:rFonts w:asciiTheme="minorHAnsi" w:hAnsiTheme="minorHAnsi" w:cstheme="minorHAnsi"/>
+        </w:rPr>
+        <w:t>North Carolina State Extension</w:t>
+      </w:r>
+      <w:r>
+        <w:rPr>
+          <w:rFonts w:asciiTheme="minorHAnsi" w:hAnsiTheme="minorHAnsi" w:cstheme="minorHAnsi"/>
+        </w:rPr>
+        <w:t>.</w:t>
+      </w:r>
+      <w:r>
+        <w:t xml:space="preserve"> </w:t>
+      </w:r>
+      <w:r>
+        <w:t>Disponible sur</w:t>
+      </w:r>
+      <w:r>
+        <w:rPr>
+          <w:rFonts w:asciiTheme="majorBidi" w:hAnsiTheme="majorBidi" w:cstheme="majorBidi"/>
+          <w:b/>
+          <w:bCs/>
+        </w:rPr>
+        <w:t xml:space="preserve"> </w:t>
+      </w:r>
+      <w:hyperlink r:id="rId13" w:history="1">
+        <w:r>
+          <w:rPr>
+            <w:rStyle w:val="Lienhypertexte"/>
+          </w:rPr>
+          <w:t>https://plants.ces.ncsu.edu/</w:t>
+        </w:r>
+      </w:hyperlink>
+    </w:p>
+    <w:p>
+      <w:pPr>
+        <w:spacing w:line="360" w:lineRule="auto"/>
+        <w:jc w:val="left"/>
+      </w:pPr>
+      <w:r>
+        <w:t>[12] Perenual API.</w:t>
+      </w:r>
+      <w:r>
+        <w:t xml:space="preserve"> </w:t>
+      </w:r>
+      <w:r>
+        <w:t>Disponible sur</w:t>
+      </w:r>
+      <w:r>
+        <w:t xml:space="preserve"> </w:t>
+      </w:r>
+      <w:hyperlink r:id="rId14" w:history="1">
+        <w:r>
+          <w:rPr>
+            <w:rStyle w:val="Lienhypertexte"/>
+          </w:rPr>
+          <w:t>https://perenual.com/plant-species-database-search-finder</w:t>
+        </w:r>
+      </w:hyperlink>
+    </w:p>
+    <w:p>
+      <w:pPr>
+        <w:spacing w:line="360" w:lineRule="auto"/>
+        <w:jc w:val="left"/>
+      </w:pPr>
+      <w:r>
+        <w:rPr>
+          <w:lang w:val="en-US"/>
+        </w:rPr>
+        <w:t>[13] Broker MQTT.</w:t>
+      </w:r>
+      <w:r>
+        <w:rPr>
+          <w:lang w:val="en-US"/>
+        </w:rPr>
+        <w:t xml:space="preserve"> </w:t>
+      </w:r>
+      <w:r>
+        <w:t>Disponible sur</w:t>
+      </w:r>
+      <w:r>
+        <w:t xml:space="preserve"> </w:t>
+      </w:r>
+      <w:hyperlink r:id="rId15" w:history="1">
+        <w:r>
+          <w:rPr>
+            <w:rStyle w:val="Lienhypertexte"/>
+          </w:rPr>
+          <w:t>https://mosquitto.org/</w:t>
+        </w:r>
+      </w:hyperlink>
+    </w:p>
+    <w:p>
+      <w:pPr>
+        <w:spacing w:line="360" w:lineRule="auto"/>
+        <w:jc w:val="left"/>
+      </w:pPr>
+      <w:r>
+        <w:rPr>
+          <w:lang w:val="en-US"/>
+        </w:rPr>
+        <w:t xml:space="preserve">[14] Capacitor. </w:t>
+      </w:r>
+      <w:r>
+        <w:t>Disponible sur</w:t>
+      </w:r>
+      <w:r>
+        <w:t xml:space="preserve"> </w:t>
+      </w:r>
+      <w:hyperlink r:id="rId16" w:history="1">
+        <w:r>
+          <w:rPr>
+            <w:rStyle w:val="Lienhypertexte"/>
+          </w:rPr>
+          <w:t>https://capacitorjs.com/</w:t>
+        </w:r>
+      </w:hyperlink>
+    </w:p>
+    <w:p>
+      <w:pPr>
+        <w:spacing w:line="360" w:lineRule="auto"/>
+        <w:jc w:val="left"/>
         <w:rPr>
           <w:rStyle w:val="Lienhypertexte"/>
-        </w:rPr>
-      </w:pPr>
-      <w:r>
-        <w:t xml:space="preserve">[10] </w:t>
-      </w:r>
-      <w:r>
+          <w:color w:val="000000"/>
+          <w:u w:val="none"/>
+          <w:lang w:val="en-US"/>
+        </w:rPr>
+      </w:pPr>
+      <w:r>
+        <w:rPr>
+          <w:lang w:val="en-US"/>
+        </w:rPr>
+        <w:t>[1</w:t>
+      </w:r>
+      <w:r>
+        <w:rPr>
+          <w:lang w:val="en-US"/>
+        </w:rPr>
+        <w:t>5</w:t>
+      </w:r>
+      <w:r>
+        <w:rPr>
+          <w:lang w:val="en-US"/>
+        </w:rPr>
+        <w:t xml:space="preserve">] </w:t>
+      </w:r>
+      <w:r>
+        <w:rPr>
+          <w:lang w:val="en-US"/>
+        </w:rPr>
         <w:t>Architecture</w:t>
       </w:r>
       <w:r>
+        <w:rPr>
+          <w:lang w:val="en-US"/>
+        </w:rPr>
         <w:t xml:space="preserve">. </w:t>
       </w:r>
       <w:r>
@@ -484,7 +567,7 @@
       <w:r>
         <w:t xml:space="preserve"> </w:t>
       </w:r>
-      <w:hyperlink r:id="rId12" w:history="1">
+      <w:hyperlink r:id="rId17" w:history="1">
         <w:r>
           <w:rPr>
             <w:rStyle w:val="Lienhypertexte"/>
@@ -950,7 +1033,6 @@
   <w:style w:type="character" w:default="1" w:styleId="Policepardfaut">
     <w:name w:val="Default Paragraph Font"/>
     <w:uiPriority w:val="1"/>
-    <w:semiHidden/>
     <w:unhideWhenUsed/>
   </w:style>
   <w:style w:type="table" w:default="1" w:styleId="TableauNormal">
